--- a/iuh/môn/hk1-4/ptht-phantan/LT/bt/b6/23630851_LeThanhLong.docx
+++ b/iuh/môn/hk1-4/ptht-phantan/LT/bt/b6/23630851_LeThanhLong.docx
@@ -10,6 +10,88 @@
       </w:pPr>
       <w:r>
         <w:rPr>
+          <w:lang w:val="vi-VN"/>
+        </w:rPr>
+        <w:t>2 image</w:t>
+      </w:r>
+    </w:p>
+    <w:p>
+      <w:pPr>
+        <w:rPr>
+          <w:lang w:val="vi-VN"/>
+        </w:rPr>
+      </w:pPr>
+      <w:r>
+        <w:t xml:space="preserve">docker network </w:t>
+      </w:r>
+      <w:proofErr w:type="gramStart"/>
+      <w:r>
+        <w:t>create</w:t>
+      </w:r>
+      <w:proofErr w:type="gramEnd"/>
+      <w:r>
+        <w:t xml:space="preserve"> chat-net</w:t>
+      </w:r>
+    </w:p>
+    <w:p>
+      <w:pPr>
+        <w:rPr>
+          <w:lang w:val="vi-VN"/>
+        </w:rPr>
+      </w:pPr>
+      <w:r>
+        <w:br/>
+        <w:t>docker run -d --name socket-chat-server --network chat-net -p 5000:5000 shima594/chat-</w:t>
+      </w:r>
+      <w:proofErr w:type="gramStart"/>
+      <w:r>
+        <w:t>server:latest</w:t>
+      </w:r>
+      <w:proofErr w:type="gramEnd"/>
+    </w:p>
+    <w:p>
+      <w:pPr>
+        <w:rPr>
+          <w:lang w:val="vi-VN"/>
+        </w:rPr>
+      </w:pPr>
+      <w:r>
+        <w:br/>
+        <w:t>docker run -it --rm --network chat-net -e SERVER_HOST=socket-chat-server -e CHAT_USER=SinhVien_A shima594/chat-</w:t>
+      </w:r>
+      <w:proofErr w:type="gramStart"/>
+      <w:r>
+        <w:t>client:latest</w:t>
+      </w:r>
+      <w:proofErr w:type="gramEnd"/>
+    </w:p>
+    <w:p>
+      <w:r>
+        <w:br/>
+        <w:t>docker run -it --rm --network chat-net -e SERVER_HOST=socket-chat-server -e CHAT_USER=SinhVien_B shima594/chat-</w:t>
+      </w:r>
+      <w:proofErr w:type="gramStart"/>
+      <w:r>
+        <w:t>client:latest</w:t>
+      </w:r>
+      <w:proofErr w:type="gramEnd"/>
+    </w:p>
+    <w:p>
+      <w:pPr>
+        <w:rPr>
+          <w:lang w:val="vi-VN"/>
+        </w:rPr>
+      </w:pPr>
+    </w:p>
+    <w:p>
+      <w:pPr>
+        <w:rPr>
+          <w:lang w:val="vi-VN"/>
+        </w:rPr>
+      </w:pPr>
+      <w:r>
+        <w:rPr>
+          <w:noProof/>
           <w:lang w:val="vi-VN"/>
         </w:rPr>
         <w:drawing>
@@ -50,6 +132,7 @@
       </w:r>
       <w:r>
         <w:rPr>
+          <w:noProof/>
           <w:lang w:val="vi-VN"/>
         </w:rPr>
         <w:drawing>
@@ -77,6 +160,194 @@
                     <a:xfrm>
                       <a:off x="0" y="0"/>
                       <a:ext cx="5943600" cy="1097915"/>
+                    </a:xfrm>
+                    <a:prstGeom prst="rect">
+                      <a:avLst/>
+                    </a:prstGeom>
+                  </pic:spPr>
+                </pic:pic>
+              </a:graphicData>
+            </a:graphic>
+          </wp:inline>
+        </w:drawing>
+      </w:r>
+    </w:p>
+    <w:p>
+      <w:pPr>
+        <w:rPr>
+          <w:lang w:val="vi-VN"/>
+        </w:rPr>
+      </w:pPr>
+    </w:p>
+    <w:p>
+      <w:pPr>
+        <w:rPr>
+          <w:lang w:val="vi-VN"/>
+        </w:rPr>
+      </w:pPr>
+      <w:r>
+        <w:rPr>
+          <w:lang w:val="vi-VN"/>
+        </w:rPr>
+        <w:t xml:space="preserve">1 image </w:t>
+      </w:r>
+    </w:p>
+    <w:p>
+      <w:pPr>
+        <w:rPr>
+          <w:lang w:val="vi-VN"/>
+        </w:rPr>
+      </w:pPr>
+    </w:p>
+    <w:p>
+      <w:pPr>
+        <w:rPr>
+          <w:lang w:val="vi-VN"/>
+        </w:rPr>
+      </w:pPr>
+      <w:r>
+        <w:rPr>
+          <w:lang w:val="vi-VN"/>
+        </w:rPr>
+        <w:t>docker network create chat-net</w:t>
+      </w:r>
+    </w:p>
+    <w:p>
+      <w:pPr>
+        <w:rPr>
+          <w:lang w:val="vi-VN"/>
+        </w:rPr>
+      </w:pPr>
+    </w:p>
+    <w:p>
+      <w:pPr>
+        <w:rPr>
+          <w:lang w:val="vi-VN"/>
+        </w:rPr>
+      </w:pPr>
+      <w:r>
+        <w:rPr>
+          <w:lang w:val="vi-VN"/>
+        </w:rPr>
+        <w:t>docker run -d --name socket-chat-server --network chat-net -p 5000:5000 shima594/socket-chat:latest</w:t>
+      </w:r>
+    </w:p>
+    <w:p>
+      <w:pPr>
+        <w:rPr>
+          <w:lang w:val="vi-VN"/>
+        </w:rPr>
+      </w:pPr>
+    </w:p>
+    <w:p>
+      <w:pPr>
+        <w:rPr>
+          <w:lang w:val="vi-VN"/>
+        </w:rPr>
+      </w:pPr>
+      <w:r>
+        <w:rPr>
+          <w:lang w:val="vi-VN"/>
+        </w:rPr>
+        <w:t>docker run -it --rm --network chat-net shima594/socket-chat:latest client socket-chat-server 5000 SinhVien_A</w:t>
+      </w:r>
+    </w:p>
+    <w:p>
+      <w:pPr>
+        <w:rPr>
+          <w:lang w:val="vi-VN"/>
+        </w:rPr>
+      </w:pPr>
+    </w:p>
+    <w:p>
+      <w:pPr>
+        <w:rPr>
+          <w:lang w:val="vi-VN"/>
+        </w:rPr>
+      </w:pPr>
+      <w:r>
+        <w:rPr>
+          <w:lang w:val="vi-VN"/>
+        </w:rPr>
+        <w:t>docker run -it --rm --network chat-net shima594/socket-chat:latest client socket-chat-server 5000 SinhVien_B</w:t>
+      </w:r>
+    </w:p>
+    <w:p>
+      <w:pPr>
+        <w:rPr>
+          <w:lang w:val="vi-VN"/>
+        </w:rPr>
+      </w:pPr>
+      <w:r>
+        <w:rPr>
+          <w:noProof/>
+        </w:rPr>
+        <w:lastRenderedPageBreak/>
+        <w:drawing>
+          <wp:inline distT="0" distB="0" distL="0" distR="0" wp14:anchorId="53446AAD" wp14:editId="1FF19FEE">
+            <wp:extent cx="5943600" cy="3363595"/>
+            <wp:effectExtent l="0" t="0" r="0" b="8255"/>
+            <wp:docPr id="959488184" name="Picture 1"/>
+            <wp:cNvGraphicFramePr>
+              <a:graphicFrameLocks xmlns:a="http://schemas.openxmlformats.org/drawingml/2006/main" noChangeAspect="1"/>
+            </wp:cNvGraphicFramePr>
+            <a:graphic xmlns:a="http://schemas.openxmlformats.org/drawingml/2006/main">
+              <a:graphicData uri="http://schemas.openxmlformats.org/drawingml/2006/picture">
+                <pic:pic xmlns:pic="http://schemas.openxmlformats.org/drawingml/2006/picture">
+                  <pic:nvPicPr>
+                    <pic:cNvPr id="959488184" name=""/>
+                    <pic:cNvPicPr/>
+                  </pic:nvPicPr>
+                  <pic:blipFill>
+                    <a:blip r:embed="rId6"/>
+                    <a:stretch>
+                      <a:fillRect/>
+                    </a:stretch>
+                  </pic:blipFill>
+                  <pic:spPr>
+                    <a:xfrm>
+                      <a:off x="0" y="0"/>
+                      <a:ext cx="5943600" cy="3363595"/>
+                    </a:xfrm>
+                    <a:prstGeom prst="rect">
+                      <a:avLst/>
+                    </a:prstGeom>
+                  </pic:spPr>
+                </pic:pic>
+              </a:graphicData>
+            </a:graphic>
+          </wp:inline>
+        </w:drawing>
+      </w:r>
+      <w:r>
+        <w:rPr>
+          <w:noProof/>
+        </w:rPr>
+        <w:drawing>
+          <wp:inline distT="0" distB="0" distL="0" distR="0" wp14:anchorId="56A3CC3D" wp14:editId="5E842CF6">
+            <wp:extent cx="5943600" cy="3822700"/>
+            <wp:effectExtent l="0" t="0" r="0" b="6350"/>
+            <wp:docPr id="1041979990" name="Picture 1"/>
+            <wp:cNvGraphicFramePr>
+              <a:graphicFrameLocks xmlns:a="http://schemas.openxmlformats.org/drawingml/2006/main" noChangeAspect="1"/>
+            </wp:cNvGraphicFramePr>
+            <a:graphic xmlns:a="http://schemas.openxmlformats.org/drawingml/2006/main">
+              <a:graphicData uri="http://schemas.openxmlformats.org/drawingml/2006/picture">
+                <pic:pic xmlns:pic="http://schemas.openxmlformats.org/drawingml/2006/picture">
+                  <pic:nvPicPr>
+                    <pic:cNvPr id="1041979990" name=""/>
+                    <pic:cNvPicPr/>
+                  </pic:nvPicPr>
+                  <pic:blipFill>
+                    <a:blip r:embed="rId7"/>
+                    <a:stretch>
+                      <a:fillRect/>
+                    </a:stretch>
+                  </pic:blipFill>
+                  <pic:spPr>
+                    <a:xfrm>
+                      <a:off x="0" y="0"/>
+                      <a:ext cx="5943600" cy="3822700"/>
                     </a:xfrm>
                     <a:prstGeom prst="rect">
                       <a:avLst/>
@@ -702,7 +973,6 @@
   <w:style w:type="character" w:default="1" w:styleId="DefaultParagraphFont">
     <w:name w:val="Default Paragraph Font"/>
     <w:uiPriority w:val="1"/>
-    <w:semiHidden/>
     <w:unhideWhenUsed/>
   </w:style>
   <w:style w:type="table" w:default="1" w:styleId="TableNormal">
